--- a/src/db/seed-data/docs/module16-nhac.docx
+++ b/src/db/seed-data/docs/module16-nhac.docx
@@ -205,7 +205,7 @@
           <w:color w:val="6B7280"/>
           <w:sz w:val="20"/>
         </w:rPr>
-        <w:t xml:space="preserve">Thay các phần [trong ngoặc vuông] bằng thông tin của bạn.</w:t>
+        <w:t xml:space="preserve">Thay các phần [trong ngoặc vuông] bằng thông tin của bạn. Khi dán vào công cụ AI nên dùng bản tiếng Anh (EN); bản dịch tiếng Việt giúp hiểu nội dung.</w:t>
       </w:r>
     </w:p>
     <w:p>
@@ -223,6 +223,19 @@
     </w:p>
     <w:p>
       <w:pPr>
+        <w:spacing w:before="0" w:after="40"/>
+      </w:pPr>
+      <w:r>
+        <w:rPr>
+          <w:b/>
+          <w:color w:val="6B7280"/>
+          <w:sz w:val="18"/>
+        </w:rPr>
+        <w:t xml:space="preserve">EN – Prompt gốc</w:t>
+      </w:r>
+    </w:p>
+    <w:p>
+      <w:pPr>
         <w:spacing w:before="0" w:after="0"/>
         <w:shd w:val="clear" w:color="auto" w:fill="F3F4F6"/>
         <w:ind w:left="200" w:right="200"/>
@@ -233,6 +246,32 @@
           <w:sz w:val="21"/>
         </w:rPr>
         <w:t xml:space="preserve">upbeat pop, bright acoustic guitar, claps, light synth, cheerful, energetic, positive, 115 bpm, instrumental, commercial background music</w:t>
+      </w:r>
+    </w:p>
+    <w:p>
+      <w:pPr>
+        <w:spacing w:before="120" w:after="40"/>
+      </w:pPr>
+      <w:r>
+        <w:rPr>
+          <w:b/>
+          <w:color w:val="047857"/>
+          <w:sz w:val="18"/>
+        </w:rPr>
+        <w:t xml:space="preserve">VI – Bản dịch tiếng Việt</w:t>
+      </w:r>
+    </w:p>
+    <w:p>
+      <w:pPr>
+        <w:spacing w:before="0" w:after="0"/>
+        <w:shd w:val="clear" w:color="auto" w:fill="ECFDF5"/>
+        <w:ind w:left="200" w:right="200"/>
+      </w:pPr>
+      <w:r>
+        <w:rPr>
+          <w:sz w:val="21"/>
+        </w:rPr>
+        <w:t xml:space="preserve">Pop sôi động, guitar acoustic trong trẻo, tiếng vỗ tay, synth nhẹ, vui tươi, tràn năng lượng, tích cực, 115 BPM, không lời, nhạc nền quảng cáo</w:t>
       </w:r>
     </w:p>
     <w:p>
@@ -250,6 +289,19 @@
     </w:p>
     <w:p>
       <w:pPr>
+        <w:spacing w:before="0" w:after="40"/>
+      </w:pPr>
+      <w:r>
+        <w:rPr>
+          <w:b/>
+          <w:color w:val="6B7280"/>
+          <w:sz w:val="18"/>
+        </w:rPr>
+        <w:t xml:space="preserve">EN – Prompt gốc</w:t>
+      </w:r>
+    </w:p>
+    <w:p>
+      <w:pPr>
         <w:spacing w:before="0" w:after="0"/>
         <w:shd w:val="clear" w:color="auto" w:fill="F3F4F6"/>
         <w:ind w:left="200" w:right="200"/>
@@ -260,6 +312,32 @@
           <w:sz w:val="21"/>
         </w:rPr>
         <w:t xml:space="preserve">elegant cinematic ambient, soft piano, warm strings, subtle deep bass, luxury, calm, sophisticated, 80 bpm, instrumental</w:t>
+      </w:r>
+    </w:p>
+    <w:p>
+      <w:pPr>
+        <w:spacing w:before="120" w:after="40"/>
+      </w:pPr>
+      <w:r>
+        <w:rPr>
+          <w:b/>
+          <w:color w:val="047857"/>
+          <w:sz w:val="18"/>
+        </w:rPr>
+        <w:t xml:space="preserve">VI – Bản dịch tiếng Việt</w:t>
+      </w:r>
+    </w:p>
+    <w:p>
+      <w:pPr>
+        <w:spacing w:before="0" w:after="0"/>
+        <w:shd w:val="clear" w:color="auto" w:fill="ECFDF5"/>
+        <w:ind w:left="200" w:right="200"/>
+      </w:pPr>
+      <w:r>
+        <w:rPr>
+          <w:sz w:val="21"/>
+        </w:rPr>
+        <w:t xml:space="preserve">Nhạc nền điện ảnh thanh lịch, piano nhẹ, dàn dây ấm áp, bass trầm tinh tế, sang trọng, êm dịu, tinh tế, 80 BPM, không lời</w:t>
       </w:r>
     </w:p>
     <w:p>
@@ -277,6 +355,19 @@
     </w:p>
     <w:p>
       <w:pPr>
+        <w:spacing w:before="0" w:after="40"/>
+      </w:pPr>
+      <w:r>
+        <w:rPr>
+          <w:b/>
+          <w:color w:val="6B7280"/>
+          <w:sz w:val="18"/>
+        </w:rPr>
+        <w:t xml:space="preserve">EN – Prompt gốc</w:t>
+      </w:r>
+    </w:p>
+    <w:p>
+      <w:pPr>
         <w:spacing w:before="0" w:after="0"/>
         <w:shd w:val="clear" w:color="auto" w:fill="F3F4F6"/>
         <w:ind w:left="200" w:right="200"/>
@@ -287,6 +378,32 @@
           <w:sz w:val="21"/>
         </w:rPr>
         <w:t xml:space="preserve">emotional cinematic, solo piano, slow strings swell, heartfelt, nostalgic, gentle build-up, 70 bpm, instrumental</w:t>
+      </w:r>
+    </w:p>
+    <w:p>
+      <w:pPr>
+        <w:spacing w:before="120" w:after="40"/>
+      </w:pPr>
+      <w:r>
+        <w:rPr>
+          <w:b/>
+          <w:color w:val="047857"/>
+          <w:sz w:val="18"/>
+        </w:rPr>
+        <w:t xml:space="preserve">VI – Bản dịch tiếng Việt</w:t>
+      </w:r>
+    </w:p>
+    <w:p>
+      <w:pPr>
+        <w:spacing w:before="0" w:after="0"/>
+        <w:shd w:val="clear" w:color="auto" w:fill="ECFDF5"/>
+        <w:ind w:left="200" w:right="200"/>
+      </w:pPr>
+      <w:r>
+        <w:rPr>
+          <w:sz w:val="21"/>
+        </w:rPr>
+        <w:t xml:space="preserve">Nhạc điện ảnh cảm xúc, piano độc tấu, dàn dây dâng chậm, chân thành, hoài niệm, cao trào nhẹ nhàng, 70 BPM, không lời</w:t>
       </w:r>
     </w:p>
     <w:p>
@@ -304,6 +421,19 @@
     </w:p>
     <w:p>
       <w:pPr>
+        <w:spacing w:before="0" w:after="40"/>
+      </w:pPr>
+      <w:r>
+        <w:rPr>
+          <w:b/>
+          <w:color w:val="6B7280"/>
+          <w:sz w:val="18"/>
+        </w:rPr>
+        <w:t xml:space="preserve">EN – Prompt gốc</w:t>
+      </w:r>
+    </w:p>
+    <w:p>
+      <w:pPr>
         <w:spacing w:before="0" w:after="0"/>
         <w:shd w:val="clear" w:color="auto" w:fill="F3F4F6"/>
         <w:ind w:left="200" w:right="200"/>
@@ -314,6 +444,32 @@
           <w:sz w:val="21"/>
         </w:rPr>
         <w:t xml:space="preserve">lofi hip hop, mellow electric piano, vinyl crackle, soft drums, relaxing, cozy, 85 bpm, instrumental</w:t>
+      </w:r>
+    </w:p>
+    <w:p>
+      <w:pPr>
+        <w:spacing w:before="120" w:after="40"/>
+      </w:pPr>
+      <w:r>
+        <w:rPr>
+          <w:b/>
+          <w:color w:val="047857"/>
+          <w:sz w:val="18"/>
+        </w:rPr>
+        <w:t xml:space="preserve">VI – Bản dịch tiếng Việt</w:t>
+      </w:r>
+    </w:p>
+    <w:p>
+      <w:pPr>
+        <w:spacing w:before="0" w:after="0"/>
+        <w:shd w:val="clear" w:color="auto" w:fill="ECFDF5"/>
+        <w:ind w:left="200" w:right="200"/>
+      </w:pPr>
+      <w:r>
+        <w:rPr>
+          <w:sz w:val="21"/>
+        </w:rPr>
+        <w:t xml:space="preserve">Lofi hip hop, piano điện êm dịu, tiếng lạo xạo đĩa than, trống nhẹ, thư giãn, ấm cúng, 85 BPM, không lời</w:t>
       </w:r>
     </w:p>
     <w:p>
@@ -331,6 +487,19 @@
     </w:p>
     <w:p>
       <w:pPr>
+        <w:spacing w:before="0" w:after="40"/>
+      </w:pPr>
+      <w:r>
+        <w:rPr>
+          <w:b/>
+          <w:color w:val="6B7280"/>
+          <w:sz w:val="18"/>
+        </w:rPr>
+        <w:t xml:space="preserve">EN – Prompt gốc</w:t>
+      </w:r>
+    </w:p>
+    <w:p>
+      <w:pPr>
         <w:spacing w:before="0" w:after="0"/>
         <w:shd w:val="clear" w:color="auto" w:fill="F3F4F6"/>
         <w:ind w:left="200" w:right="200"/>
@@ -341,6 +510,32 @@
           <w:sz w:val="21"/>
         </w:rPr>
         <w:t xml:space="preserve">epic trailer music, hybrid orchestra, powerful drums, deep brass hits, rising tension, heroic, 130 bpm, instrumental</w:t>
+      </w:r>
+    </w:p>
+    <w:p>
+      <w:pPr>
+        <w:spacing w:before="120" w:after="40"/>
+      </w:pPr>
+      <w:r>
+        <w:rPr>
+          <w:b/>
+          <w:color w:val="047857"/>
+          <w:sz w:val="18"/>
+        </w:rPr>
+        <w:t xml:space="preserve">VI – Bản dịch tiếng Việt</w:t>
+      </w:r>
+    </w:p>
+    <w:p>
+      <w:pPr>
+        <w:spacing w:before="0" w:after="0"/>
+        <w:shd w:val="clear" w:color="auto" w:fill="ECFDF5"/>
+        <w:ind w:left="200" w:right="200"/>
+      </w:pPr>
+      <w:r>
+        <w:rPr>
+          <w:sz w:val="21"/>
+        </w:rPr>
+        <w:t xml:space="preserve">Nhạc trailer hoành tráng, dàn nhạc kết hợp điện tử, trống mạnh mẽ, kèn đồng trầm dồn dập, căng thẳng tăng dần, anh hùng, 130 BPM, không lời</w:t>
       </w:r>
     </w:p>
     <w:p>
@@ -358,6 +553,19 @@
     </w:p>
     <w:p>
       <w:pPr>
+        <w:spacing w:before="0" w:after="40"/>
+      </w:pPr>
+      <w:r>
+        <w:rPr>
+          <w:b/>
+          <w:color w:val="6B7280"/>
+          <w:sz w:val="18"/>
+        </w:rPr>
+        <w:t xml:space="preserve">EN – Prompt gốc</w:t>
+      </w:r>
+    </w:p>
+    <w:p>
+      <w:pPr>
         <w:spacing w:before="0" w:after="0"/>
         <w:shd w:val="clear" w:color="auto" w:fill="F3F4F6"/>
         <w:ind w:left="200" w:right="200"/>
@@ -368,6 +576,32 @@
           <w:sz w:val="21"/>
         </w:rPr>
         <w:t xml:space="preserve">modern Vietnamese folk fusion, đàn tranh, bamboo flute, soft electronic beat, peaceful, cultural, 90 bpm, instrumental</w:t>
+      </w:r>
+    </w:p>
+    <w:p>
+      <w:pPr>
+        <w:spacing w:before="120" w:after="40"/>
+      </w:pPr>
+      <w:r>
+        <w:rPr>
+          <w:b/>
+          <w:color w:val="047857"/>
+          <w:sz w:val="18"/>
+        </w:rPr>
+        <w:t xml:space="preserve">VI – Bản dịch tiếng Việt</w:t>
+      </w:r>
+    </w:p>
+    <w:p>
+      <w:pPr>
+        <w:spacing w:before="0" w:after="0"/>
+        <w:shd w:val="clear" w:color="auto" w:fill="ECFDF5"/>
+        <w:ind w:left="200" w:right="200"/>
+      </w:pPr>
+      <w:r>
+        <w:rPr>
+          <w:sz w:val="21"/>
+        </w:rPr>
+        <w:t xml:space="preserve">Nhạc dân gian Việt Nam kết hợp hiện đại, đàn tranh, sáo trúc, beat điện tử nhẹ, yên bình, đậm bản sắc văn hóa, 90 BPM, không lời</w:t>
       </w:r>
     </w:p>
     <w:p>
@@ -385,6 +619,19 @@
     </w:p>
     <w:p>
       <w:pPr>
+        <w:spacing w:before="0" w:after="40"/>
+      </w:pPr>
+      <w:r>
+        <w:rPr>
+          <w:b/>
+          <w:color w:val="6B7280"/>
+          <w:sz w:val="18"/>
+        </w:rPr>
+        <w:t xml:space="preserve">EN – Prompt gốc</w:t>
+      </w:r>
+    </w:p>
+    <w:p>
+      <w:pPr>
         <w:spacing w:before="0" w:after="0"/>
         <w:shd w:val="clear" w:color="auto" w:fill="F3F4F6"/>
         <w:ind w:left="200" w:right="200"/>
@@ -549,6 +796,188 @@
           <w:sz w:val="21"/>
         </w:rPr>
         <w:t xml:space="preserve">[Tên thương hiệu]!</w:t>
+      </w:r>
+    </w:p>
+    <w:p>
+      <w:pPr>
+        <w:spacing w:before="120" w:after="40"/>
+      </w:pPr>
+      <w:r>
+        <w:rPr>
+          <w:b/>
+          <w:color w:val="047857"/>
+          <w:sz w:val="18"/>
+        </w:rPr>
+        <w:t xml:space="preserve">VI – Bản dịch tiếng Việt</w:t>
+      </w:r>
+    </w:p>
+    <w:p>
+      <w:pPr>
+        <w:spacing w:before="0" w:after="0"/>
+        <w:shd w:val="clear" w:color="auto" w:fill="ECFDF5"/>
+        <w:ind w:left="200" w:right="200"/>
+      </w:pPr>
+      <w:r>
+        <w:rPr>
+          <w:sz w:val="21"/>
+        </w:rPr>
+        <w:t xml:space="preserve">Phong cách nhạc (ô Style of Music): jingle pop bắt tai, giọng nữ trong sáng, đàn ukulele, vỗ tay, vui vẻ, 120 BPM</w:t>
+      </w:r>
+    </w:p>
+    <w:p>
+      <w:pPr>
+        <w:spacing w:before="0" w:after="0"/>
+        <w:shd w:val="clear" w:color="auto" w:fill="ECFDF5"/>
+        <w:ind w:left="200" w:right="200"/>
+      </w:pPr>
+      <w:r>
+        <w:rPr>
+          <w:sz w:val="21"/>
+        </w:rPr>
+        <w:t xml:space="preserve"> </w:t>
+      </w:r>
+    </w:p>
+    <w:p>
+      <w:pPr>
+        <w:spacing w:before="0" w:after="0"/>
+        <w:shd w:val="clear" w:color="auto" w:fill="ECFDF5"/>
+        <w:ind w:left="200" w:right="200"/>
+      </w:pPr>
+      <w:r>
+        <w:rPr>
+          <w:sz w:val="21"/>
+        </w:rPr>
+        <w:t xml:space="preserve">Lời bài hát (ô Lyrics) – giữ nguyên các nhãn [Intro], [Verse], [Chorus], [Outro] để Suno hiểu cấu trúc:</w:t>
+      </w:r>
+    </w:p>
+    <w:p>
+      <w:pPr>
+        <w:spacing w:before="0" w:after="0"/>
+        <w:shd w:val="clear" w:color="auto" w:fill="ECFDF5"/>
+        <w:ind w:left="200" w:right="200"/>
+      </w:pPr>
+      <w:r>
+        <w:rPr>
+          <w:sz w:val="21"/>
+        </w:rPr>
+        <w:t xml:space="preserve">[Intro] – đoạn dạo đầu</w:t>
+      </w:r>
+    </w:p>
+    <w:p>
+      <w:pPr>
+        <w:spacing w:before="0" w:after="0"/>
+        <w:shd w:val="clear" w:color="auto" w:fill="ECFDF5"/>
+        <w:ind w:left="200" w:right="200"/>
+      </w:pPr>
+      <w:r>
+        <w:rPr>
+          <w:sz w:val="21"/>
+        </w:rPr>
+        <w:t xml:space="preserve">[Verse] – đoạn kể:</w:t>
+      </w:r>
+    </w:p>
+    <w:p>
+      <w:pPr>
+        <w:spacing w:before="0" w:after="0"/>
+        <w:shd w:val="clear" w:color="auto" w:fill="ECFDF5"/>
+        <w:ind w:left="200" w:right="200"/>
+      </w:pPr>
+      <w:r>
+        <w:rPr>
+          <w:sz w:val="21"/>
+        </w:rPr>
+        <w:t xml:space="preserve">[Câu 1 nói về vấn đề khách hàng]</w:t>
+      </w:r>
+    </w:p>
+    <w:p>
+      <w:pPr>
+        <w:spacing w:before="0" w:after="0"/>
+        <w:shd w:val="clear" w:color="auto" w:fill="ECFDF5"/>
+        <w:ind w:left="200" w:right="200"/>
+      </w:pPr>
+      <w:r>
+        <w:rPr>
+          <w:sz w:val="21"/>
+        </w:rPr>
+        <w:t xml:space="preserve">[Câu 2 giới thiệu tên thương hiệu]</w:t>
+      </w:r>
+    </w:p>
+    <w:p>
+      <w:pPr>
+        <w:spacing w:before="0" w:after="0"/>
+        <w:shd w:val="clear" w:color="auto" w:fill="ECFDF5"/>
+        <w:ind w:left="200" w:right="200"/>
+      </w:pPr>
+      <w:r>
+        <w:rPr>
+          <w:sz w:val="21"/>
+        </w:rPr>
+        <w:t xml:space="preserve">[Chorus] – điệp khúc:</w:t>
+      </w:r>
+    </w:p>
+    <w:p>
+      <w:pPr>
+        <w:spacing w:before="0" w:after="0"/>
+        <w:shd w:val="clear" w:color="auto" w:fill="ECFDF5"/>
+        <w:ind w:left="200" w:right="200"/>
+      </w:pPr>
+      <w:r>
+        <w:rPr>
+          <w:sz w:val="21"/>
+        </w:rPr>
+        <w:t xml:space="preserve">[Tên thương hiệu] ơi, [lợi ích chính]!</w:t>
+      </w:r>
+    </w:p>
+    <w:p>
+      <w:pPr>
+        <w:spacing w:before="0" w:after="0"/>
+        <w:shd w:val="clear" w:color="auto" w:fill="ECFDF5"/>
+        <w:ind w:left="200" w:right="200"/>
+      </w:pPr>
+      <w:r>
+        <w:rPr>
+          <w:sz w:val="21"/>
+        </w:rPr>
+        <w:t xml:space="preserve">[Câu slogan ngắn, dễ nhớ]</w:t>
+      </w:r>
+    </w:p>
+    <w:p>
+      <w:pPr>
+        <w:spacing w:before="0" w:after="0"/>
+        <w:shd w:val="clear" w:color="auto" w:fill="ECFDF5"/>
+        <w:ind w:left="200" w:right="200"/>
+      </w:pPr>
+      <w:r>
+        <w:rPr>
+          <w:sz w:val="21"/>
+        </w:rPr>
+        <w:t xml:space="preserve">[Outro] – đoạn kết:</w:t>
+      </w:r>
+    </w:p>
+    <w:p>
+      <w:pPr>
+        <w:spacing w:before="0" w:after="0"/>
+        <w:shd w:val="clear" w:color="auto" w:fill="ECFDF5"/>
+        <w:ind w:left="200" w:right="200"/>
+      </w:pPr>
+      <w:r>
+        <w:rPr>
+          <w:sz w:val="21"/>
+        </w:rPr>
+        <w:t xml:space="preserve">[Tên thương hiệu]!</w:t>
+      </w:r>
+    </w:p>
+    <w:p>
+      <w:pPr>
+        <w:spacing w:before="0" w:after="0"/>
+        <w:shd w:val="clear" w:color="auto" w:fill="ECFDF5"/>
+        <w:ind w:left="200" w:right="200"/>
+      </w:pPr>
+      <w:r>
+        <w:rPr>
+          <w:sz w:val="21"/>
+        </w:rPr>
+        <w:t xml:space="preserve">(Ô Style of Music trên Suno nên dán bản tiếng Anh để ra nhạc chính xác hơn.)</w:t>
       </w:r>
     </w:p>
     <w:p>
